--- a/1 - Modelo_de_Documento_de_Requisitos.docx
+++ b/1 - Modelo_de_Documento_de_Requisitos.docx
@@ -2197,11 +2197,11 @@
                                   <v:path o:extrusionok="f" gradientshapeok="t" o:connecttype="rect"/>
                                   <o:lock v:ext="edit" aspectratio="t"/>
                                 </v:shapetype>
-                                <v:shape id="_x0000_i1026" type="#_x0000_t75" style="width:29.35pt;height:36.55pt" filled="t">
+                                <v:shape id="_x0000_i1026" type="#_x0000_t75" style="width:29.4pt;height:36.6pt" filled="t">
                                   <v:fill opacity="0" color2="black"/>
                                   <v:imagedata r:id="rId24" o:title=""/>
                                 </v:shape>
-                                <o:OLEObject Type="Embed" ProgID="Word.Document.8" ShapeID="_x0000_i1026" DrawAspect="Content" ObjectID="_1834766545" r:id="rId25"/>
+                                <o:OLEObject Type="Embed" ProgID="Word.Document.8" ShapeID="_x0000_i1026" DrawAspect="Content" ObjectID="_1834852668" r:id="rId25"/>
                               </w:object>
                             </w:r>
                           </w:p>
@@ -2237,11 +2237,11 @@
                           <w:b w:val="0"/>
                         </w:rPr>
                         <w:object w:dxaOrig="581" w:dyaOrig="739">
-                          <v:shape id="_x0000_i1026" type="#_x0000_t75" style="width:29.35pt;height:36.55pt" filled="t">
+                          <v:shape id="_x0000_i1026" type="#_x0000_t75" style="width:29.4pt;height:36.6pt" filled="t">
                             <v:fill opacity="0" color2="black"/>
                             <v:imagedata r:id="rId24" o:title=""/>
                           </v:shape>
-                          <o:OLEObject Type="Embed" ProgID="Word.Document.8" ShapeID="_x0000_i1026" DrawAspect="Content" ObjectID="_1834766545" r:id="rId26"/>
+                          <o:OLEObject Type="Embed" ProgID="Word.Document.8" ShapeID="_x0000_i1026" DrawAspect="Content" ObjectID="_1834852668" r:id="rId26"/>
                         </w:object>
                       </w:r>
                     </w:p>
@@ -2316,6 +2316,9 @@
       <w:r>
         <w:t>os cursos disponíveis para inscrição e a opção de criar seu próprio curso e adicionar mais usuários como professores para ganhar dinheiro ensinando com uma taxa de 10% das inscrições sendo descontadas pelo sistema.</w:t>
       </w:r>
+      <w:r>
+        <w:t xml:space="preserve"> Também será possível pesquisar os cursos desejados e filtrar por categorias.</w:t>
+      </w:r>
     </w:p>
     <w:p>
       <w:pPr>
@@ -2327,17 +2330,36 @@
         <w:pStyle w:val="TextoNormal"/>
       </w:pPr>
       <w:r>
-        <w:t>Na área meus cursos será possível visualizar os cursos criados por você e os cursos no qual você está inscrito tendo acesso a diferentes ferramentas dependendo se você é professor ou aluno</w:t>
-      </w:r>
-      <w:bookmarkStart w:id="9" w:name="_GoBack"/>
+        <w:t>Na área meus cursos</w:t>
+      </w:r>
+      <w:r>
+        <w:t>,</w:t>
+      </w:r>
+      <w:r>
+        <w:t xml:space="preserve"> será possível visualizar os cursos </w:t>
+      </w:r>
+      <w:r>
+        <w:t>no qual</w:t>
+      </w:r>
+      <w:r>
+        <w:t xml:space="preserve"> você</w:t>
+      </w:r>
+      <w:r>
+        <w:t xml:space="preserve"> dá aula</w:t>
+      </w:r>
+      <w:r>
+        <w:t xml:space="preserve"> e os cursos no qual você está inscrito tendo acesso a diferentes ferramentas dependendo se você é professor ou aluno</w:t>
+      </w:r>
+      <w:r>
+        <w:t>.</w:t>
+      </w:r>
+    </w:p>
+    <w:p>
+      <w:pPr>
+        <w:pStyle w:val="Ttulo2"/>
+      </w:pPr>
+      <w:bookmarkStart w:id="9" w:name="__RefHeading__21_185515354"/>
       <w:bookmarkEnd w:id="9"/>
-    </w:p>
-    <w:p>
-      <w:pPr>
-        <w:pStyle w:val="Ttulo2"/>
-      </w:pPr>
-      <w:bookmarkStart w:id="10" w:name="__RefHeading__21_185515354"/>
-      <w:bookmarkEnd w:id="10"/>
       <w:r>
         <w:t>Descrição dos usuários</w:t>
       </w:r>
@@ -2362,7 +2384,7 @@
       <w:pPr>
         <w:pStyle w:val="TextoNormal"/>
       </w:pPr>
-      <w:bookmarkStart w:id="11" w:name="_Ref471361536"/>
+      <w:bookmarkStart w:id="10" w:name="_Ref471361536"/>
       <w:r>
         <w:t>Descreva os aspectos gerais, relacionados a todos os usuários, aqui. Depois, se for necessário, descreva nas subseções abaixo as características específicas de cada usuário.&gt;</w:t>
       </w:r>
@@ -2371,26 +2393,26 @@
       <w:pPr>
         <w:pStyle w:val="Ttulo3"/>
       </w:pPr>
-      <w:bookmarkStart w:id="12" w:name="__RefHeading__23_185515354"/>
+      <w:bookmarkStart w:id="11" w:name="__RefHeading__23_185515354"/>
+      <w:bookmarkEnd w:id="11"/>
+      <w:r>
+        <w:t>&lt;Opcional&gt; &lt;Nome de um tipo específico de usuário&gt;</w:t>
+      </w:r>
+    </w:p>
+    <w:p>
+      <w:pPr>
+        <w:pStyle w:val="TextoNormal"/>
+      </w:pPr>
+      <w:r>
+        <w:t>&lt;Se for conveniente fornecer mais detalhes sobre um tipo específico de usuário, use esta subseção para descrevê-lo.&gt;</w:t>
+      </w:r>
+    </w:p>
+    <w:p>
+      <w:pPr>
+        <w:pStyle w:val="Ttulo3"/>
+      </w:pPr>
+      <w:bookmarkStart w:id="12" w:name="__RefHeading__25_185515354"/>
       <w:bookmarkEnd w:id="12"/>
-      <w:r>
-        <w:t>&lt;Opcional&gt; &lt;Nome de um tipo específico de usuário&gt;</w:t>
-      </w:r>
-    </w:p>
-    <w:p>
-      <w:pPr>
-        <w:pStyle w:val="TextoNormal"/>
-      </w:pPr>
-      <w:r>
-        <w:t>&lt;Se for conveniente fornecer mais detalhes sobre um tipo específico de usuário, use esta subseção para descrevê-lo.&gt;</w:t>
-      </w:r>
-    </w:p>
-    <w:p>
-      <w:pPr>
-        <w:pStyle w:val="Ttulo3"/>
-      </w:pPr>
-      <w:bookmarkStart w:id="13" w:name="__RefHeading__25_185515354"/>
-      <w:bookmarkEnd w:id="13"/>
       <w:r>
         <w:t>&lt;Opcional&gt; &lt;Nome de outro tipo específico de usuário &gt;</w:t>
       </w:r>
@@ -2423,8 +2445,8 @@
           <w:docGrid w:linePitch="360"/>
         </w:sectPr>
       </w:pPr>
-      <w:bookmarkStart w:id="14" w:name="__RefHeading__27_185515354"/>
-      <w:bookmarkEnd w:id="14"/>
+      <w:bookmarkStart w:id="13" w:name="__RefHeading__27_185515354"/>
+      <w:bookmarkEnd w:id="13"/>
       <w:r>
         <w:rPr>
           <w:rFonts w:eastAsia="Arial"/>
@@ -2507,11 +2529,11 @@
                                 <w:b w:val="0"/>
                               </w:rPr>
                               <w:object w:dxaOrig="581" w:dyaOrig="739">
-                                <v:shape id="_x0000_i1028" type="#_x0000_t75" style="width:29.35pt;height:36.55pt" filled="t">
+                                <v:shape id="_x0000_i1028" type="#_x0000_t75" style="width:29.4pt;height:36.6pt" filled="t">
                                   <v:fill opacity="0" color2="black"/>
                                   <v:imagedata r:id="rId33" o:title=""/>
                                 </v:shape>
-                                <o:OLEObject Type="Embed" ProgID="Word.Document.8" ShapeID="_x0000_i1028" DrawAspect="Content" ObjectID="_1834766546" r:id="rId34"/>
+                                <o:OLEObject Type="Embed" ProgID="Word.Document.8" ShapeID="_x0000_i1028" DrawAspect="Content" ObjectID="_1834852669" r:id="rId34"/>
                               </w:object>
                             </w:r>
                           </w:p>
@@ -2547,11 +2569,11 @@
                           <w:b w:val="0"/>
                         </w:rPr>
                         <w:object w:dxaOrig="581" w:dyaOrig="739">
-                          <v:shape id="_x0000_i1028" type="#_x0000_t75" style="width:29.35pt;height:36.55pt" filled="t">
+                          <v:shape id="_x0000_i1028" type="#_x0000_t75" style="width:29.4pt;height:36.6pt" filled="t">
                             <v:fill opacity="0" color2="black"/>
                             <v:imagedata r:id="rId33" o:title=""/>
                           </v:shape>
-                          <o:OLEObject Type="Embed" ProgID="Word.Document.8" ShapeID="_x0000_i1028" DrawAspect="Content" ObjectID="_1834766546" r:id="rId35"/>
+                          <o:OLEObject Type="Embed" ProgID="Word.Document.8" ShapeID="_x0000_i1028" DrawAspect="Content" ObjectID="_1834852669" r:id="rId35"/>
                         </w:object>
                       </w:r>
                     </w:p>
@@ -2576,12 +2598,12 @@
       <w:pPr>
         <w:pStyle w:val="Ttulo1"/>
       </w:pPr>
-      <w:bookmarkStart w:id="15" w:name="__RefHeading__29_185515354"/>
-      <w:bookmarkEnd w:id="15"/>
+      <w:bookmarkStart w:id="14" w:name="__RefHeading__29_185515354"/>
+      <w:bookmarkEnd w:id="14"/>
       <w:r>
         <w:t xml:space="preserve">Requisitos funcionais </w:t>
       </w:r>
-      <w:bookmarkEnd w:id="11"/>
+      <w:bookmarkEnd w:id="10"/>
       <w:r>
         <w:t>(casos de uso)</w:t>
       </w:r>
@@ -2623,8 +2645,8 @@
       <w:pPr>
         <w:pStyle w:val="Ttulo2"/>
       </w:pPr>
-      <w:bookmarkStart w:id="16" w:name="__RefHeading__31_185515354"/>
-      <w:bookmarkEnd w:id="16"/>
+      <w:bookmarkStart w:id="15" w:name="__RefHeading__31_185515354"/>
+      <w:bookmarkEnd w:id="15"/>
       <w:r>
         <w:t>&lt;Nome de subseção para agrupar casos de uso correlacionados&gt;</w:t>
       </w:r>
@@ -2651,9 +2673,12 @@
     <w:p>
       <w:pPr>
         <w:pStyle w:val="Requisito"/>
-      </w:pPr>
-      <w:bookmarkStart w:id="17" w:name="__RefHeading__33_185515354"/>
-      <w:bookmarkEnd w:id="17"/>
+        <w:rPr>
+          <w:b w:val="0"/>
+        </w:rPr>
+      </w:pPr>
+      <w:bookmarkStart w:id="16" w:name="__RefHeading__33_185515354"/>
+      <w:bookmarkEnd w:id="16"/>
       <w:r>
         <w:rPr>
           <w:rFonts w:eastAsia="Arial"/>
@@ -2661,8 +2686,16 @@
         <w:t xml:space="preserve"> </w:t>
       </w:r>
       <w:r>
-        <w:t>[RF001] &lt;Nome do caso de uso&gt;</w:t>
-      </w:r>
+        <w:t>[RF001</w:t>
+      </w:r>
+      <w:proofErr w:type="gramStart"/>
+      <w:r>
+        <w:t xml:space="preserve">] </w:t>
+      </w:r>
+      <w:r>
+        <w:t>Cadastrar</w:t>
+      </w:r>
+      <w:proofErr w:type="gramEnd"/>
     </w:p>
     <w:p>
       <w:pPr>
@@ -2672,7 +2705,610 @@
         </w:rPr>
       </w:pPr>
       <w:r>
-        <w:t xml:space="preserve">&lt;Opcional – forneça uma pequena explicação do propósito do caso de uso (útil quando o nome do caso de uso não deixa suficientemente claro qual é o seu objetivo) e o(s) seu(s) respectivo(s) ator(es). Em seguida, substitua um dos símbolos abaixo por </w:t>
+        <w:rPr>
+          <w:b/>
+        </w:rPr>
+        <w:t>Ator</w:t>
+      </w:r>
+      <w:r>
+        <w:t>: &lt;informe o(s) ator(es) do caso de uso &gt;</w:t>
+      </w:r>
+    </w:p>
+    <w:tbl>
+      <w:tblPr>
+        <w:tblW w:w="0" w:type="auto"/>
+        <w:tblInd w:w="534" w:type="dxa"/>
+        <w:tblLayout w:type="fixed"/>
+        <w:tblLook w:val="0000" w:firstRow="0" w:lastRow="0" w:firstColumn="0" w:lastColumn="0" w:noHBand="0" w:noVBand="0"/>
+      </w:tblPr>
+      <w:tblGrid>
+        <w:gridCol w:w="1559"/>
+        <w:gridCol w:w="425"/>
+        <w:gridCol w:w="1701"/>
+        <w:gridCol w:w="425"/>
+        <w:gridCol w:w="1985"/>
+        <w:gridCol w:w="425"/>
+        <w:gridCol w:w="1381"/>
+      </w:tblGrid>
+      <w:tr>
+        <w:tc>
+          <w:tcPr>
+            <w:tcW w:w="1559" w:type="dxa"/>
+            <w:shd w:val="clear" w:color="auto" w:fill="auto"/>
+            <w:vAlign w:val="center"/>
+          </w:tcPr>
+          <w:p>
+            <w:pPr>
+              <w:pStyle w:val="TextoNormal"/>
+              <w:ind w:left="33"/>
+              <w:rPr>
+                <w:rFonts w:ascii="Wingdings" w:hAnsi="Wingdings"/>
+              </w:rPr>
+            </w:pPr>
+            <w:r>
+              <w:rPr>
+                <w:b/>
+              </w:rPr>
+              <w:t>Prioridade</w:t>
+            </w:r>
+            <w:r>
+              <w:t>:</w:t>
+            </w:r>
+          </w:p>
+        </w:tc>
+        <w:tc>
+          <w:tcPr>
+            <w:tcW w:w="425" w:type="dxa"/>
+            <w:shd w:val="clear" w:color="auto" w:fill="auto"/>
+            <w:vAlign w:val="center"/>
+          </w:tcPr>
+          <w:p>
+            <w:pPr>
+              <w:spacing w:before="240" w:after="240"/>
+              <w:jc w:val="right"/>
+            </w:pPr>
+            <w:r>
+              <w:rPr>
+                <w:rFonts w:ascii="Wingdings" w:hAnsi="Wingdings"/>
+              </w:rPr>
+              <w:t></w:t>
+            </w:r>
+          </w:p>
+        </w:tc>
+        <w:tc>
+          <w:tcPr>
+            <w:tcW w:w="1701" w:type="dxa"/>
+            <w:shd w:val="clear" w:color="auto" w:fill="auto"/>
+            <w:vAlign w:val="center"/>
+          </w:tcPr>
+          <w:p>
+            <w:pPr>
+              <w:pStyle w:val="TextoNormal"/>
+              <w:ind w:left="0"/>
+              <w:rPr>
+                <w:rFonts w:ascii="Wingdings" w:hAnsi="Wingdings"/>
+              </w:rPr>
+            </w:pPr>
+            <w:r>
+              <w:t>Essencial</w:t>
+            </w:r>
+          </w:p>
+        </w:tc>
+        <w:tc>
+          <w:tcPr>
+            <w:tcW w:w="425" w:type="dxa"/>
+            <w:shd w:val="clear" w:color="auto" w:fill="auto"/>
+            <w:vAlign w:val="center"/>
+          </w:tcPr>
+          <w:p>
+            <w:pPr>
+              <w:spacing w:before="240" w:after="240"/>
+              <w:jc w:val="right"/>
+            </w:pPr>
+            <w:r>
+              <w:rPr>
+                <w:rFonts w:ascii="Wingdings" w:hAnsi="Wingdings"/>
+              </w:rPr>
+              <w:t></w:t>
+            </w:r>
+          </w:p>
+        </w:tc>
+        <w:tc>
+          <w:tcPr>
+            <w:tcW w:w="1985" w:type="dxa"/>
+            <w:shd w:val="clear" w:color="auto" w:fill="auto"/>
+            <w:vAlign w:val="center"/>
+          </w:tcPr>
+          <w:p>
+            <w:pPr>
+              <w:pStyle w:val="TextoNormal"/>
+              <w:ind w:left="0"/>
+              <w:rPr>
+                <w:rFonts w:ascii="Wingdings" w:hAnsi="Wingdings"/>
+              </w:rPr>
+            </w:pPr>
+            <w:r>
+              <w:t>Importante</w:t>
+            </w:r>
+          </w:p>
+        </w:tc>
+        <w:tc>
+          <w:tcPr>
+            <w:tcW w:w="425" w:type="dxa"/>
+            <w:shd w:val="clear" w:color="auto" w:fill="auto"/>
+            <w:vAlign w:val="center"/>
+          </w:tcPr>
+          <w:p>
+            <w:pPr>
+              <w:spacing w:before="240" w:after="240"/>
+              <w:jc w:val="right"/>
+            </w:pPr>
+            <w:r>
+              <w:rPr>
+                <w:rFonts w:ascii="Wingdings" w:hAnsi="Wingdings"/>
+              </w:rPr>
+              <w:t></w:t>
+            </w:r>
+          </w:p>
+        </w:tc>
+        <w:tc>
+          <w:tcPr>
+            <w:tcW w:w="1381" w:type="dxa"/>
+            <w:shd w:val="clear" w:color="auto" w:fill="auto"/>
+            <w:vAlign w:val="center"/>
+          </w:tcPr>
+          <w:p>
+            <w:pPr>
+              <w:pStyle w:val="TextoNormal"/>
+              <w:ind w:left="0"/>
+              <w:rPr>
+                <w:b/>
+              </w:rPr>
+            </w:pPr>
+            <w:r>
+              <w:t>Desejável</w:t>
+            </w:r>
+          </w:p>
+        </w:tc>
+      </w:tr>
+    </w:tbl>
+    <w:p>
+      <w:pPr>
+        <w:pStyle w:val="TextoNormal"/>
+        <w:rPr>
+          <w:b/>
+        </w:rPr>
+      </w:pPr>
+      <w:r>
+        <w:rPr>
+          <w:b/>
+        </w:rPr>
+        <w:t xml:space="preserve">Entradas e </w:t>
+      </w:r>
+      <w:proofErr w:type="spellStart"/>
+      <w:proofErr w:type="gramStart"/>
+      <w:r>
+        <w:rPr>
+          <w:b/>
+        </w:rPr>
+        <w:t>pré</w:t>
+      </w:r>
+      <w:proofErr w:type="spellEnd"/>
+      <w:r>
+        <w:rPr>
+          <w:b/>
+        </w:rPr>
+        <w:t xml:space="preserve"> condições</w:t>
+      </w:r>
+      <w:proofErr w:type="gramEnd"/>
+      <w:r>
+        <w:t xml:space="preserve">: &lt;Liste aqui todas as entradas e/ou </w:t>
+      </w:r>
+      <w:proofErr w:type="spellStart"/>
+      <w:r>
+        <w:t>pré</w:t>
+      </w:r>
+      <w:proofErr w:type="spellEnd"/>
+      <w:r>
+        <w:t xml:space="preserve"> condições do caso de uso. </w:t>
+      </w:r>
+      <w:proofErr w:type="spellStart"/>
+      <w:r>
+        <w:t>Pré</w:t>
+      </w:r>
+      <w:proofErr w:type="spellEnd"/>
+      <w:r>
+        <w:t xml:space="preserve"> condição de um caso de uso é o estado em que o sistema deve estar para realizar o caso de uso.&gt;</w:t>
+      </w:r>
+    </w:p>
+    <w:p>
+      <w:pPr>
+        <w:pStyle w:val="TextoNormal"/>
+      </w:pPr>
+      <w:r>
+        <w:rPr>
+          <w:b/>
+        </w:rPr>
+        <w:t>Saídas e pós condições</w:t>
+      </w:r>
+      <w:r>
+        <w:t>: &lt;Liste aqui todas as saídas e/ou pós condições do caso de uso. Pós condição de um caso de uso é a lista de possíveis estados em que o sistema pode estar imediatamente após o término da realização do caso de uso.&gt;</w:t>
+      </w:r>
+    </w:p>
+    <w:p>
+      <w:pPr>
+        <w:pStyle w:val="destaque1"/>
+      </w:pPr>
+      <w:bookmarkStart w:id="17" w:name="__RefHeading__35_185515354"/>
+      <w:bookmarkEnd w:id="17"/>
+      <w:r>
+        <w:t>Fluxo de eventos principal</w:t>
+      </w:r>
+    </w:p>
+    <w:p>
+      <w:pPr>
+        <w:pStyle w:val="TextoNormal"/>
+      </w:pPr>
+      <w:r>
+        <w:t xml:space="preserve">O usuário entra no site sem estar </w:t>
+      </w:r>
+      <w:proofErr w:type="spellStart"/>
+      <w:r>
+        <w:t>logado</w:t>
+      </w:r>
+      <w:proofErr w:type="spellEnd"/>
+      <w:r>
+        <w:t>, clica na opção criar conta no topo da tela e se cadastra com um nome de usuário, senha...</w:t>
+      </w:r>
+      <w:bookmarkStart w:id="18" w:name="_GoBack"/>
+      <w:bookmarkEnd w:id="18"/>
+    </w:p>
+    <w:p>
+      <w:pPr>
+        <w:pStyle w:val="destaque1"/>
+      </w:pPr>
+      <w:bookmarkStart w:id="19" w:name="__RefHeading__37_185515354"/>
+      <w:bookmarkEnd w:id="19"/>
+      <w:r>
+        <w:t>&lt;Opcional&gt; Fluxos secundários (alternativos e de exceção)</w:t>
+      </w:r>
+    </w:p>
+    <w:p>
+      <w:pPr>
+        <w:pStyle w:val="destaque2"/>
+      </w:pPr>
+      <w:r>
+        <w:t>&lt;Fluxo secundário XXX&gt;</w:t>
+      </w:r>
+    </w:p>
+    <w:p>
+      <w:pPr>
+        <w:pStyle w:val="TextoNormal"/>
+      </w:pPr>
+      <w:r>
+        <w:t>&lt;Use este espaço para descrever o fluxo secundário XXX do caso de uso.&gt;</w:t>
+      </w:r>
+    </w:p>
+    <w:p>
+      <w:pPr>
+        <w:pStyle w:val="destaque2"/>
+      </w:pPr>
+      <w:r>
+        <w:lastRenderedPageBreak/>
+        <w:t>&lt;Fluxo secundário YYY&gt;</w:t>
+      </w:r>
+    </w:p>
+    <w:p>
+      <w:pPr>
+        <w:pStyle w:val="TextoNormal"/>
+        <w:rPr>
+          <w:rFonts w:eastAsia="Arial"/>
+        </w:rPr>
+      </w:pPr>
+      <w:r>
+        <w:t>&lt;Prossiga na descrição dos fluxos secundários do caso de uso, descrevendo cada um deles separadamente.&gt;</w:t>
+      </w:r>
+    </w:p>
+    <w:p>
+      <w:pPr>
+        <w:pStyle w:val="Requisito"/>
+      </w:pPr>
+      <w:bookmarkStart w:id="20" w:name="__RefHeading__39_185515354"/>
+      <w:bookmarkEnd w:id="20"/>
+      <w:r>
+        <w:rPr>
+          <w:rFonts w:eastAsia="Arial"/>
+        </w:rPr>
+        <w:t xml:space="preserve"> </w:t>
+      </w:r>
+      <w:r>
+        <w:t>[RF…] &lt;Nome de outro caso de uso&gt;</w:t>
+      </w:r>
+    </w:p>
+    <w:p>
+      <w:pPr>
+        <w:pStyle w:val="TextoNormal"/>
+      </w:pPr>
+      <w:r>
+        <w:t>&lt;Utilize os mesmos campos mostrados no bloco anterior para descrever este e os demais requisitos funcionais (casos de uso) desta subseção.&gt;</w:t>
+      </w:r>
+    </w:p>
+    <w:p>
+      <w:pPr>
+        <w:pStyle w:val="Ttulo2"/>
+      </w:pPr>
+      <w:bookmarkStart w:id="21" w:name="__RefHeading__41_185515354"/>
+      <w:bookmarkEnd w:id="21"/>
+      <w:r>
+        <w:t>&lt;Nome de outra subseção para agrupar outros casos de uso correlacionados&gt;</w:t>
+      </w:r>
+    </w:p>
+    <w:p>
+      <w:pPr>
+        <w:pStyle w:val="TextoNormal"/>
+        <w:rPr>
+          <w:rFonts w:eastAsia="Arial"/>
+        </w:rPr>
+      </w:pPr>
+      <w:r>
+        <w:t>&lt;Prossiga de maneira similar à subseção anterior para descrever quaisquer outras subseções que forem usadas para agrupar requisitos funcionais.&gt;</w:t>
+      </w:r>
+    </w:p>
+    <w:p>
+      <w:pPr>
+        <w:pStyle w:val="Ttulo2"/>
+        <w:sectPr>
+          <w:headerReference w:type="even" r:id="rId36"/>
+          <w:headerReference w:type="default" r:id="rId37"/>
+          <w:footerReference w:type="even" r:id="rId38"/>
+          <w:footerReference w:type="default" r:id="rId39"/>
+          <w:headerReference w:type="first" r:id="rId40"/>
+          <w:footerReference w:type="first" r:id="rId41"/>
+          <w:pgSz w:w="11906" w:h="16838"/>
+          <w:pgMar w:top="1440" w:right="1440" w:bottom="1440" w:left="1440" w:header="720" w:footer="720" w:gutter="0"/>
+          <w:pgNumType w:start="1"/>
+          <w:cols w:space="720"/>
+          <w:docGrid w:linePitch="360"/>
+        </w:sectPr>
+      </w:pPr>
+      <w:bookmarkStart w:id="22" w:name="__RefHeading__43_185515354"/>
+      <w:bookmarkEnd w:id="22"/>
+      <w:r>
+        <w:rPr>
+          <w:rFonts w:eastAsia="Arial"/>
+        </w:rPr>
+        <w:t>…</w:t>
+      </w:r>
+    </w:p>
+    <w:p>
+      <w:pPr>
+        <w:pStyle w:val="TextoNormal"/>
+        <w:spacing w:before="0" w:after="0"/>
+        <w:ind w:left="0"/>
+        <w:jc w:val="right"/>
+      </w:pPr>
+      <w:r>
+        <w:rPr>
+          <w:noProof/>
+        </w:rPr>
+        <w:lastRenderedPageBreak/>
+        <mc:AlternateContent>
+          <mc:Choice Requires="wps">
+            <w:drawing>
+              <wp:anchor distT="0" distB="0" distL="114300" distR="114300" simplePos="0" relativeHeight="251657728" behindDoc="0" locked="0" layoutInCell="1" allowOverlap="1">
+                <wp:simplePos x="0" y="0"/>
+                <wp:positionH relativeFrom="page">
+                  <wp:posOffset>6309995</wp:posOffset>
+                </wp:positionH>
+                <wp:positionV relativeFrom="paragraph">
+                  <wp:posOffset>635</wp:posOffset>
+                </wp:positionV>
+                <wp:extent cx="368300" cy="469265"/>
+                <wp:effectExtent l="0" t="0" r="0" b="0"/>
+                <wp:wrapSquare wrapText="largest"/>
+                <wp:docPr id="1647369358" name="Text Box 4"/>
+                <wp:cNvGraphicFramePr>
+                  <a:graphicFrameLocks xmlns:a="http://schemas.openxmlformats.org/drawingml/2006/main"/>
+                </wp:cNvGraphicFramePr>
+                <a:graphic xmlns:a="http://schemas.openxmlformats.org/drawingml/2006/main">
+                  <a:graphicData uri="http://schemas.microsoft.com/office/word/2010/wordprocessingShape">
+                    <wps:wsp>
+                      <wps:cNvSpPr txBox="1">
+                        <a:spLocks noChangeArrowheads="1"/>
+                      </wps:cNvSpPr>
+                      <wps:spPr bwMode="auto">
+                        <a:xfrm>
+                          <a:off x="0" y="0"/>
+                          <a:ext cx="368300" cy="469265"/>
+                        </a:xfrm>
+                        <a:prstGeom prst="rect">
+                          <a:avLst/>
+                        </a:prstGeom>
+                        <a:solidFill>
+                          <a:srgbClr val="FFFFFF">
+                            <a:alpha val="0"/>
+                          </a:srgbClr>
+                        </a:solidFill>
+                        <a:ln>
+                          <a:noFill/>
+                        </a:ln>
+                        <a:extLst>
+                          <a:ext uri="{91240B29-F687-4F45-9708-019B960494DF}">
+                            <a14:hiddenLine xmlns:a14="http://schemas.microsoft.com/office/drawing/2010/main" w="9525">
+                              <a:solidFill>
+                                <a:srgbClr val="000000"/>
+                              </a:solidFill>
+                              <a:miter lim="800000"/>
+                              <a:headEnd/>
+                              <a:tailEnd/>
+                            </a14:hiddenLine>
+                          </a:ext>
+                        </a:extLst>
+                      </wps:spPr>
+                      <wps:txbx>
+                        <w:txbxContent>
+                          <w:p>
+                            <w:pPr>
+                              <w:pStyle w:val="Captulo"/>
+                            </w:pPr>
+                            <w:r>
+                              <w:rPr>
+                                <w:b w:val="0"/>
+                              </w:rPr>
+                              <w:object w:dxaOrig="581" w:dyaOrig="739">
+                                <v:shape id="_x0000_i1030" type="#_x0000_t75" style="width:29.4pt;height:36.6pt" filled="t">
+                                  <v:fill opacity="0" color2="black"/>
+                                  <v:imagedata r:id="rId42" o:title=""/>
+                                </v:shape>
+                                <o:OLEObject Type="Embed" ProgID="Word.Document.8" ShapeID="_x0000_i1030" DrawAspect="Content" ObjectID="_1834852670" r:id="rId43"/>
+                              </w:object>
+                            </w:r>
+                          </w:p>
+                        </w:txbxContent>
+                      </wps:txbx>
+                      <wps:bodyPr rot="0" vert="horz" wrap="square" lIns="0" tIns="0" rIns="0" bIns="0" anchor="t" anchorCtr="0" upright="1">
+                        <a:noAutofit/>
+                      </wps:bodyPr>
+                    </wps:wsp>
+                  </a:graphicData>
+                </a:graphic>
+                <wp14:sizeRelH relativeFrom="page">
+                  <wp14:pctWidth>0</wp14:pctWidth>
+                </wp14:sizeRelH>
+                <wp14:sizeRelV relativeFrom="page">
+                  <wp14:pctHeight>0</wp14:pctHeight>
+                </wp14:sizeRelV>
+              </wp:anchor>
+            </w:drawing>
+          </mc:Choice>
+          <mc:Fallback>
+            <w:pict>
+              <v:shape id="Text Box 4" o:spid="_x0000_s1029" type="#_x0000_t202" style="position:absolute;left:0;text-align:left;margin-left:496.85pt;margin-top:.05pt;width:29pt;height:36.95pt;z-index:251657728;visibility:visible;mso-wrap-style:square;mso-width-percent:0;mso-height-percent:0;mso-wrap-distance-left:9pt;mso-wrap-distance-top:0;mso-wrap-distance-right:9pt;mso-wrap-distance-bottom:0;mso-position-horizontal:absolute;mso-position-horizontal-relative:page;mso-position-vertical:absolute;mso-position-vertical-relative:text;mso-width-percent:0;mso-height-percent:0;mso-width-relative:page;mso-height-relative:page;v-text-anchor:top" o:gfxdata="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" stroked="f">
+                <v:fill opacity="0"/>
+                <v:textbox inset="0,0,0,0">
+                  <w:txbxContent>
+                    <w:p>
+                      <w:pPr>
+                        <w:pStyle w:val="Captulo"/>
+                      </w:pPr>
+                      <w:r>
+                        <w:rPr>
+                          <w:b w:val="0"/>
+                        </w:rPr>
+                        <w:object w:dxaOrig="581" w:dyaOrig="739">
+                          <v:shape id="_x0000_i1030" type="#_x0000_t75" style="width:29.4pt;height:36.6pt" filled="t">
+                            <v:fill opacity="0" color2="black"/>
+                            <v:imagedata r:id="rId42" o:title=""/>
+                          </v:shape>
+                          <o:OLEObject Type="Embed" ProgID="Word.Document.8" ShapeID="_x0000_i1030" DrawAspect="Content" ObjectID="_1834852670" r:id="rId44"/>
+                        </w:object>
+                      </w:r>
+                    </w:p>
+                  </w:txbxContent>
+                </v:textbox>
+                <w10:wrap type="square" side="largest" anchorx="page"/>
+              </v:shape>
+            </w:pict>
+          </mc:Fallback>
+        </mc:AlternateContent>
+      </w:r>
+      <w:r>
+        <w:rPr>
+          <w:rFonts w:ascii="Arial" w:hAnsi="Arial" w:cs="Arial"/>
+          <w:b/>
+          <w:sz w:val="24"/>
+        </w:rPr>
+        <w:t>Capítulo</w:t>
+      </w:r>
+    </w:p>
+    <w:p>
+      <w:pPr>
+        <w:pStyle w:val="Ttulo1"/>
+      </w:pPr>
+      <w:bookmarkStart w:id="23" w:name="__RefHeading__45_185515354"/>
+      <w:bookmarkEnd w:id="23"/>
+      <w:r>
+        <w:t>Requisitos não funcionais</w:t>
+      </w:r>
+    </w:p>
+    <w:p>
+      <w:pPr>
+        <w:pStyle w:val="TextoNormal"/>
+      </w:pPr>
+      <w:r>
+        <w:t>&lt;Esta seção deve conter os requisitos não funcionais do sistema. Para uma melhor organização deste documento, utilize as subseções abaixo para agrupar os requisitos não funcionais relacionados. Naturalmente, o número e tipo de subseções utilizadas depende do sistema que está sendo especificado e não é preciso utilizar todas elas. Simplesmente elimine as subseções para as quais não for encontrado nenhum requisito.</w:t>
+      </w:r>
+    </w:p>
+    <w:p>
+      <w:pPr>
+        <w:pStyle w:val="TextoNormal"/>
+      </w:pPr>
+      <w:r>
+        <w:t xml:space="preserve">Os requisitos não funcionais devem ser identificados com um identificador único, da mesma maneira que os requisitos funcionais (casos de uso). Inicie a numeração com o identificador NF001 e prossiga incrementando os números </w:t>
+      </w:r>
+      <w:proofErr w:type="gramStart"/>
+      <w:r>
+        <w:t>a</w:t>
+      </w:r>
+      <w:proofErr w:type="gramEnd"/>
+      <w:r>
+        <w:t xml:space="preserve"> medida que forem surgindo novos requisitos não funcionais. Reinicie a numeração em cada subseção. Forneça também um nome para o requisito, como foi feito para os requisitos funcionais.</w:t>
+      </w:r>
+    </w:p>
+    <w:p>
+      <w:pPr>
+        <w:pStyle w:val="TextoNormal"/>
+      </w:pPr>
+      <w:r>
+        <w:t>Descreva o requisito, assinale a sua prioridade e, em seguida, caso o requisito esteja relacionado a um caso de uso ou a um grupo de casos de uso específicos, utilize o campo “</w:t>
+      </w:r>
+      <w:r>
+        <w:rPr>
+          <w:b/>
+        </w:rPr>
+        <w:t>Caso(s) de uso associado(s):</w:t>
+      </w:r>
+      <w:r>
+        <w:t>” para identificar o(s) caso(s) de uso correspondente(s). Se for um requisito não funcional do sistema como um todo, esse campo não precisa ser utilizado.&gt;</w:t>
+      </w:r>
+    </w:p>
+    <w:p>
+      <w:pPr>
+        <w:pStyle w:val="Ttulo2"/>
+      </w:pPr>
+      <w:bookmarkStart w:id="24" w:name="__RefHeading__47_185515354"/>
+      <w:bookmarkEnd w:id="24"/>
+      <w:r>
+        <w:t>Usabilidade</w:t>
+      </w:r>
+    </w:p>
+    <w:p>
+      <w:pPr>
+        <w:pStyle w:val="TextoNormal"/>
+      </w:pPr>
+      <w:r>
+        <w:t>Esta seção descreve os requisitos não funcionais associados à facilidade de uso da interface com o usuário, material de treinamento e documentação do sistema.</w:t>
+      </w:r>
+    </w:p>
+    <w:p>
+      <w:pPr>
+        <w:pStyle w:val="Requisito"/>
+      </w:pPr>
+      <w:bookmarkStart w:id="25" w:name="__RefHeading__49_185515354"/>
+      <w:bookmarkEnd w:id="25"/>
+      <w:r>
+        <w:t>[NF001] &lt;Nome do requisito&gt;</w:t>
+      </w:r>
+    </w:p>
+    <w:p>
+      <w:pPr>
+        <w:pStyle w:val="TextoNormal"/>
+        <w:rPr>
+          <w:b/>
+        </w:rPr>
+      </w:pPr>
+      <w:r>
+        <w:t xml:space="preserve">&lt;Descreva o requisito não funcional e substitua um dos símbolos abaixo por </w:t>
       </w:r>
       <w:r>
         <w:rPr>
@@ -2681,24 +3317,7 @@
         <w:t></w:t>
       </w:r>
       <w:r>
-        <w:t>, para indicar a prioridade do caso de uso.&gt;</w:t>
-      </w:r>
-    </w:p>
-    <w:p>
-      <w:pPr>
-        <w:pStyle w:val="TextoNormal"/>
-        <w:rPr>
-          <w:b/>
-        </w:rPr>
-      </w:pPr>
-      <w:r>
-        <w:rPr>
-          <w:b/>
-        </w:rPr>
-        <w:t>Ator</w:t>
-      </w:r>
-      <w:r>
-        <w:t>: &lt;informe o(s) ator(es) do caso de uso &gt;</w:t>
+        <w:t>, para indicar a sua prioridade.&gt;</w:t>
       </w:r>
     </w:p>
     <w:tbl>
@@ -2863,619 +3482,6 @@
       <w:pPr>
         <w:pStyle w:val="TextoNormal"/>
         <w:rPr>
-          <w:b/>
-        </w:rPr>
-      </w:pPr>
-      <w:r>
-        <w:rPr>
-          <w:b/>
-        </w:rPr>
-        <w:t>&lt;Opcional&gt; Interface(s) associada(s)</w:t>
-      </w:r>
-      <w:r>
-        <w:t>: &lt;inclua aqui o(s) identificador(es) da(s) respectiva(s) interface(s) do caso de uso (descrita(s) na Seção 5).&gt;</w:t>
-      </w:r>
-    </w:p>
-    <w:p>
-      <w:pPr>
-        <w:pStyle w:val="TextoNormal"/>
-        <w:rPr>
-          <w:b/>
-        </w:rPr>
-      </w:pPr>
-      <w:r>
-        <w:rPr>
-          <w:b/>
-        </w:rPr>
-        <w:t xml:space="preserve">Entradas e </w:t>
-      </w:r>
-      <w:proofErr w:type="spellStart"/>
-      <w:proofErr w:type="gramStart"/>
-      <w:r>
-        <w:rPr>
-          <w:b/>
-        </w:rPr>
-        <w:t>pré</w:t>
-      </w:r>
-      <w:proofErr w:type="spellEnd"/>
-      <w:r>
-        <w:rPr>
-          <w:b/>
-        </w:rPr>
-        <w:t xml:space="preserve"> condições</w:t>
-      </w:r>
-      <w:proofErr w:type="gramEnd"/>
-      <w:r>
-        <w:t xml:space="preserve">: &lt;Liste aqui todas as entradas e/ou </w:t>
-      </w:r>
-      <w:proofErr w:type="spellStart"/>
-      <w:r>
-        <w:t>pré</w:t>
-      </w:r>
-      <w:proofErr w:type="spellEnd"/>
-      <w:r>
-        <w:t xml:space="preserve"> condições do caso de uso. </w:t>
-      </w:r>
-      <w:proofErr w:type="spellStart"/>
-      <w:r>
-        <w:t>Pré</w:t>
-      </w:r>
-      <w:proofErr w:type="spellEnd"/>
-      <w:r>
-        <w:t xml:space="preserve"> condição de um caso de uso é o estado em que o sistema deve estar para realizar o caso de uso.&gt;</w:t>
-      </w:r>
-    </w:p>
-    <w:p>
-      <w:pPr>
-        <w:pStyle w:val="TextoNormal"/>
-      </w:pPr>
-      <w:r>
-        <w:rPr>
-          <w:b/>
-        </w:rPr>
-        <w:t>Saídas e pós condições</w:t>
-      </w:r>
-      <w:r>
-        <w:t>: &lt;Liste aqui todas as saídas e/ou pós condições do caso de uso. Pós condição de um caso de uso é a lista de possíveis estados em que o sistema pode estar imediatamente após o término da realização do caso de uso.&gt;</w:t>
-      </w:r>
-    </w:p>
-    <w:p>
-      <w:pPr>
-        <w:pStyle w:val="destaque1"/>
-      </w:pPr>
-      <w:bookmarkStart w:id="18" w:name="__RefHeading__35_185515354"/>
-      <w:bookmarkEnd w:id="18"/>
-      <w:r>
-        <w:t>Fluxo de eventos principal</w:t>
-      </w:r>
-    </w:p>
-    <w:p>
-      <w:pPr>
-        <w:pStyle w:val="TextoNormal"/>
-      </w:pPr>
-      <w:r>
-        <w:t>&lt;Descreva aqui o fluxo de eventos principal que ocorre durante a execução do caso de uso.&gt;</w:t>
-      </w:r>
-    </w:p>
-    <w:p>
-      <w:pPr>
-        <w:pStyle w:val="destaque1"/>
-      </w:pPr>
-      <w:bookmarkStart w:id="19" w:name="__RefHeading__37_185515354"/>
-      <w:bookmarkEnd w:id="19"/>
-      <w:r>
-        <w:lastRenderedPageBreak/>
-        <w:t>&lt;Opcional&gt; Fluxos secundários (alternativos e de exceção)</w:t>
-      </w:r>
-    </w:p>
-    <w:p>
-      <w:pPr>
-        <w:pStyle w:val="destaque2"/>
-      </w:pPr>
-      <w:r>
-        <w:t>&lt;Fluxo secundário XXX&gt;</w:t>
-      </w:r>
-    </w:p>
-    <w:p>
-      <w:pPr>
-        <w:pStyle w:val="TextoNormal"/>
-      </w:pPr>
-      <w:r>
-        <w:t>&lt;Use este espaço para descrever o fluxo secundário XXX do caso de uso.&gt;</w:t>
-      </w:r>
-    </w:p>
-    <w:p>
-      <w:pPr>
-        <w:pStyle w:val="destaque2"/>
-      </w:pPr>
-      <w:r>
-        <w:t>&lt;Fluxo secundário YYY&gt;</w:t>
-      </w:r>
-    </w:p>
-    <w:p>
-      <w:pPr>
-        <w:pStyle w:val="TextoNormal"/>
-        <w:rPr>
-          <w:rFonts w:eastAsia="Arial"/>
-        </w:rPr>
-      </w:pPr>
-      <w:r>
-        <w:t>&lt;Prossiga na descrição dos fluxos secundários do caso de uso, descrevendo cada um deles separadamente.&gt;</w:t>
-      </w:r>
-    </w:p>
-    <w:p>
-      <w:pPr>
-        <w:pStyle w:val="Requisito"/>
-      </w:pPr>
-      <w:bookmarkStart w:id="20" w:name="__RefHeading__39_185515354"/>
-      <w:bookmarkEnd w:id="20"/>
-      <w:r>
-        <w:rPr>
-          <w:rFonts w:eastAsia="Arial"/>
-        </w:rPr>
-        <w:t xml:space="preserve"> </w:t>
-      </w:r>
-      <w:r>
-        <w:t>[RF…] &lt;Nome de outro caso de uso&gt;</w:t>
-      </w:r>
-    </w:p>
-    <w:p>
-      <w:pPr>
-        <w:pStyle w:val="TextoNormal"/>
-      </w:pPr>
-      <w:r>
-        <w:t>&lt;Utilize os mesmos campos mostrados no bloco anterior para descrever este e os demais requisitos funcionais (casos de uso) desta subseção.&gt;</w:t>
-      </w:r>
-    </w:p>
-    <w:p>
-      <w:pPr>
-        <w:pStyle w:val="Ttulo2"/>
-      </w:pPr>
-      <w:bookmarkStart w:id="21" w:name="__RefHeading__41_185515354"/>
-      <w:bookmarkEnd w:id="21"/>
-      <w:r>
-        <w:t>&lt;Nome de outra subseção para agrupar outros casos de uso correlacionados&gt;</w:t>
-      </w:r>
-    </w:p>
-    <w:p>
-      <w:pPr>
-        <w:pStyle w:val="TextoNormal"/>
-        <w:rPr>
-          <w:rFonts w:eastAsia="Arial"/>
-        </w:rPr>
-      </w:pPr>
-      <w:r>
-        <w:t>&lt;Prossiga de maneira similar à subseção anterior para descrever quaisquer outras subseções que forem usadas para agrupar requisitos funcionais.&gt;</w:t>
-      </w:r>
-    </w:p>
-    <w:p>
-      <w:pPr>
-        <w:pStyle w:val="Ttulo2"/>
-        <w:sectPr>
-          <w:headerReference w:type="even" r:id="rId36"/>
-          <w:headerReference w:type="default" r:id="rId37"/>
-          <w:footerReference w:type="even" r:id="rId38"/>
-          <w:footerReference w:type="default" r:id="rId39"/>
-          <w:headerReference w:type="first" r:id="rId40"/>
-          <w:footerReference w:type="first" r:id="rId41"/>
-          <w:pgSz w:w="11906" w:h="16838"/>
-          <w:pgMar w:top="1440" w:right="1440" w:bottom="1440" w:left="1440" w:header="720" w:footer="720" w:gutter="0"/>
-          <w:pgNumType w:start="1"/>
-          <w:cols w:space="720"/>
-          <w:docGrid w:linePitch="360"/>
-        </w:sectPr>
-      </w:pPr>
-      <w:bookmarkStart w:id="22" w:name="__RefHeading__43_185515354"/>
-      <w:bookmarkEnd w:id="22"/>
-      <w:r>
-        <w:rPr>
-          <w:rFonts w:eastAsia="Arial"/>
-        </w:rPr>
-        <w:t>…</w:t>
-      </w:r>
-    </w:p>
-    <w:p>
-      <w:pPr>
-        <w:pStyle w:val="TextoNormal"/>
-        <w:spacing w:before="0" w:after="0"/>
-        <w:ind w:left="0"/>
-        <w:jc w:val="right"/>
-      </w:pPr>
-      <w:r>
-        <w:rPr>
-          <w:noProof/>
-        </w:rPr>
-        <w:lastRenderedPageBreak/>
-        <mc:AlternateContent>
-          <mc:Choice Requires="wps">
-            <w:drawing>
-              <wp:anchor distT="0" distB="0" distL="114300" distR="114300" simplePos="0" relativeHeight="251657728" behindDoc="0" locked="0" layoutInCell="1" allowOverlap="1">
-                <wp:simplePos x="0" y="0"/>
-                <wp:positionH relativeFrom="page">
-                  <wp:posOffset>6309995</wp:posOffset>
-                </wp:positionH>
-                <wp:positionV relativeFrom="paragraph">
-                  <wp:posOffset>635</wp:posOffset>
-                </wp:positionV>
-                <wp:extent cx="368300" cy="469265"/>
-                <wp:effectExtent l="0" t="0" r="0" b="0"/>
-                <wp:wrapSquare wrapText="largest"/>
-                <wp:docPr id="1647369358" name="Text Box 4"/>
-                <wp:cNvGraphicFramePr>
-                  <a:graphicFrameLocks xmlns:a="http://schemas.openxmlformats.org/drawingml/2006/main"/>
-                </wp:cNvGraphicFramePr>
-                <a:graphic xmlns:a="http://schemas.openxmlformats.org/drawingml/2006/main">
-                  <a:graphicData uri="http://schemas.microsoft.com/office/word/2010/wordprocessingShape">
-                    <wps:wsp>
-                      <wps:cNvSpPr txBox="1">
-                        <a:spLocks noChangeArrowheads="1"/>
-                      </wps:cNvSpPr>
-                      <wps:spPr bwMode="auto">
-                        <a:xfrm>
-                          <a:off x="0" y="0"/>
-                          <a:ext cx="368300" cy="469265"/>
-                        </a:xfrm>
-                        <a:prstGeom prst="rect">
-                          <a:avLst/>
-                        </a:prstGeom>
-                        <a:solidFill>
-                          <a:srgbClr val="FFFFFF">
-                            <a:alpha val="0"/>
-                          </a:srgbClr>
-                        </a:solidFill>
-                        <a:ln>
-                          <a:noFill/>
-                        </a:ln>
-                        <a:extLst>
-                          <a:ext uri="{91240B29-F687-4F45-9708-019B960494DF}">
-                            <a14:hiddenLine xmlns:a14="http://schemas.microsoft.com/office/drawing/2010/main" w="9525">
-                              <a:solidFill>
-                                <a:srgbClr val="000000"/>
-                              </a:solidFill>
-                              <a:miter lim="800000"/>
-                              <a:headEnd/>
-                              <a:tailEnd/>
-                            </a14:hiddenLine>
-                          </a:ext>
-                        </a:extLst>
-                      </wps:spPr>
-                      <wps:txbx>
-                        <w:txbxContent>
-                          <w:p>
-                            <w:pPr>
-                              <w:pStyle w:val="Captulo"/>
-                            </w:pPr>
-                            <w:r>
-                              <w:rPr>
-                                <w:b w:val="0"/>
-                              </w:rPr>
-                              <w:object w:dxaOrig="581" w:dyaOrig="739">
-                                <v:shape id="_x0000_i1030" type="#_x0000_t75" style="width:29.35pt;height:36.55pt" filled="t">
-                                  <v:fill opacity="0" color2="black"/>
-                                  <v:imagedata r:id="rId42" o:title=""/>
-                                </v:shape>
-                                <o:OLEObject Type="Embed" ProgID="Word.Document.8" ShapeID="_x0000_i1030" DrawAspect="Content" ObjectID="_1834766547" r:id="rId43"/>
-                              </w:object>
-                            </w:r>
-                          </w:p>
-                        </w:txbxContent>
-                      </wps:txbx>
-                      <wps:bodyPr rot="0" vert="horz" wrap="square" lIns="0" tIns="0" rIns="0" bIns="0" anchor="t" anchorCtr="0" upright="1">
-                        <a:noAutofit/>
-                      </wps:bodyPr>
-                    </wps:wsp>
-                  </a:graphicData>
-                </a:graphic>
-                <wp14:sizeRelH relativeFrom="page">
-                  <wp14:pctWidth>0</wp14:pctWidth>
-                </wp14:sizeRelH>
-                <wp14:sizeRelV relativeFrom="page">
-                  <wp14:pctHeight>0</wp14:pctHeight>
-                </wp14:sizeRelV>
-              </wp:anchor>
-            </w:drawing>
-          </mc:Choice>
-          <mc:Fallback>
-            <w:pict>
-              <v:shape id="Text Box 4" o:spid="_x0000_s1029" type="#_x0000_t202" style="position:absolute;left:0;text-align:left;margin-left:496.85pt;margin-top:.05pt;width:29pt;height:36.95pt;z-index:251657728;visibility:visible;mso-wrap-style:square;mso-width-percent:0;mso-height-percent:0;mso-wrap-distance-left:9pt;mso-wrap-distance-top:0;mso-wrap-distance-right:9pt;mso-wrap-distance-bottom:0;mso-position-horizontal:absolute;mso-position-horizontal-relative:page;mso-position-vertical:absolute;mso-position-vertical-relative:text;mso-width-percent:0;mso-height-percent:0;mso-width-relative:page;mso-height-relative:page;v-text-anchor:top" o:gfxdata="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" stroked="f">
-                <v:fill opacity="0"/>
-                <v:textbox inset="0,0,0,0">
-                  <w:txbxContent>
-                    <w:p>
-                      <w:pPr>
-                        <w:pStyle w:val="Captulo"/>
-                      </w:pPr>
-                      <w:r>
-                        <w:rPr>
-                          <w:b w:val="0"/>
-                        </w:rPr>
-                        <w:object w:dxaOrig="581" w:dyaOrig="739">
-                          <v:shape id="_x0000_i1030" type="#_x0000_t75" style="width:29.35pt;height:36.55pt" filled="t">
-                            <v:fill opacity="0" color2="black"/>
-                            <v:imagedata r:id="rId42" o:title=""/>
-                          </v:shape>
-                          <o:OLEObject Type="Embed" ProgID="Word.Document.8" ShapeID="_x0000_i1030" DrawAspect="Content" ObjectID="_1834766547" r:id="rId44"/>
-                        </w:object>
-                      </w:r>
-                    </w:p>
-                  </w:txbxContent>
-                </v:textbox>
-                <w10:wrap type="square" side="largest" anchorx="page"/>
-              </v:shape>
-            </w:pict>
-          </mc:Fallback>
-        </mc:AlternateContent>
-      </w:r>
-      <w:r>
-        <w:rPr>
-          <w:rFonts w:ascii="Arial" w:hAnsi="Arial" w:cs="Arial"/>
-          <w:b/>
-          <w:sz w:val="24"/>
-        </w:rPr>
-        <w:t>Capítulo</w:t>
-      </w:r>
-    </w:p>
-    <w:p>
-      <w:pPr>
-        <w:pStyle w:val="Ttulo1"/>
-      </w:pPr>
-      <w:bookmarkStart w:id="23" w:name="__RefHeading__45_185515354"/>
-      <w:bookmarkEnd w:id="23"/>
-      <w:r>
-        <w:t>Requisitos não funcionais</w:t>
-      </w:r>
-    </w:p>
-    <w:p>
-      <w:pPr>
-        <w:pStyle w:val="TextoNormal"/>
-      </w:pPr>
-      <w:r>
-        <w:t>&lt;Esta seção deve conter os requisitos não funcionais do sistema. Para uma melhor organização deste documento, utilize as subseções abaixo para agrupar os requisitos não funcionais relacionados. Naturalmente, o número e tipo de subseções utilizadas depende do sistema que está sendo especificado e não é preciso utilizar todas elas. Simplesmente elimine as subseções para as quais não for encontrado nenhum requisito.</w:t>
-      </w:r>
-    </w:p>
-    <w:p>
-      <w:pPr>
-        <w:pStyle w:val="TextoNormal"/>
-      </w:pPr>
-      <w:r>
-        <w:t xml:space="preserve">Os requisitos não funcionais devem ser identificados com um identificador único, da mesma maneira que os requisitos funcionais (casos de uso). Inicie a numeração com o identificador NF001 e prossiga incrementando os números </w:t>
-      </w:r>
-      <w:proofErr w:type="gramStart"/>
-      <w:r>
-        <w:t>a</w:t>
-      </w:r>
-      <w:proofErr w:type="gramEnd"/>
-      <w:r>
-        <w:t xml:space="preserve"> medida que forem surgindo novos requisitos não funcionais. Reinicie a numeração em cada subseção. Forneça também um nome para o requisito, como foi feito para os requisitos funcionais.</w:t>
-      </w:r>
-    </w:p>
-    <w:p>
-      <w:pPr>
-        <w:pStyle w:val="TextoNormal"/>
-      </w:pPr>
-      <w:r>
-        <w:t>Descreva o requisito, assinale a sua prioridade e, em seguida, caso o requisito esteja relacionado a um caso de uso ou a um grupo de casos de uso específicos, utilize o campo “</w:t>
-      </w:r>
-      <w:r>
-        <w:rPr>
-          <w:b/>
-        </w:rPr>
-        <w:t>Caso(s) de uso associado(s):</w:t>
-      </w:r>
-      <w:r>
-        <w:t>” para identificar o(s) caso(s) de uso correspondente(s). Se for um requisito não funcional do sistema como um todo, esse campo não precisa ser utilizado.&gt;</w:t>
-      </w:r>
-    </w:p>
-    <w:p>
-      <w:pPr>
-        <w:pStyle w:val="Ttulo2"/>
-      </w:pPr>
-      <w:bookmarkStart w:id="24" w:name="__RefHeading__47_185515354"/>
-      <w:bookmarkEnd w:id="24"/>
-      <w:r>
-        <w:t>Usabilidade</w:t>
-      </w:r>
-    </w:p>
-    <w:p>
-      <w:pPr>
-        <w:pStyle w:val="TextoNormal"/>
-      </w:pPr>
-      <w:r>
-        <w:t>Esta seção descreve os requisitos não funcionais associados à facilidade de uso da interface com o usuário, material de treinamento e documentação do sistema.</w:t>
-      </w:r>
-    </w:p>
-    <w:p>
-      <w:pPr>
-        <w:pStyle w:val="Requisito"/>
-      </w:pPr>
-      <w:bookmarkStart w:id="25" w:name="__RefHeading__49_185515354"/>
-      <w:bookmarkEnd w:id="25"/>
-      <w:r>
-        <w:t>[NF001] &lt;Nome do requisito&gt;</w:t>
-      </w:r>
-    </w:p>
-    <w:p>
-      <w:pPr>
-        <w:pStyle w:val="TextoNormal"/>
-        <w:rPr>
-          <w:b/>
-        </w:rPr>
-      </w:pPr>
-      <w:r>
-        <w:t xml:space="preserve">&lt;Descreva o requisito não funcional e substitua um dos símbolos abaixo por </w:t>
-      </w:r>
-      <w:r>
-        <w:rPr>
-          <w:rFonts w:ascii="Wingdings" w:hAnsi="Wingdings"/>
-        </w:rPr>
-        <w:t></w:t>
-      </w:r>
-      <w:r>
-        <w:t>, para indicar a sua prioridade.&gt;</w:t>
-      </w:r>
-    </w:p>
-    <w:tbl>
-      <w:tblPr>
-        <w:tblW w:w="0" w:type="auto"/>
-        <w:tblInd w:w="534" w:type="dxa"/>
-        <w:tblLayout w:type="fixed"/>
-        <w:tblLook w:val="0000" w:firstRow="0" w:lastRow="0" w:firstColumn="0" w:lastColumn="0" w:noHBand="0" w:noVBand="0"/>
-      </w:tblPr>
-      <w:tblGrid>
-        <w:gridCol w:w="1559"/>
-        <w:gridCol w:w="425"/>
-        <w:gridCol w:w="1701"/>
-        <w:gridCol w:w="425"/>
-        <w:gridCol w:w="1985"/>
-        <w:gridCol w:w="425"/>
-        <w:gridCol w:w="1381"/>
-      </w:tblGrid>
-      <w:tr>
-        <w:tc>
-          <w:tcPr>
-            <w:tcW w:w="1559" w:type="dxa"/>
-            <w:shd w:val="clear" w:color="auto" w:fill="auto"/>
-            <w:vAlign w:val="center"/>
-          </w:tcPr>
-          <w:p>
-            <w:pPr>
-              <w:pStyle w:val="TextoNormal"/>
-              <w:ind w:left="33"/>
-              <w:rPr>
-                <w:rFonts w:ascii="Wingdings" w:hAnsi="Wingdings"/>
-              </w:rPr>
-            </w:pPr>
-            <w:r>
-              <w:rPr>
-                <w:b/>
-              </w:rPr>
-              <w:t>Prioridade</w:t>
-            </w:r>
-            <w:r>
-              <w:t>:</w:t>
-            </w:r>
-          </w:p>
-        </w:tc>
-        <w:tc>
-          <w:tcPr>
-            <w:tcW w:w="425" w:type="dxa"/>
-            <w:shd w:val="clear" w:color="auto" w:fill="auto"/>
-            <w:vAlign w:val="center"/>
-          </w:tcPr>
-          <w:p>
-            <w:pPr>
-              <w:spacing w:before="240" w:after="240"/>
-              <w:jc w:val="right"/>
-            </w:pPr>
-            <w:r>
-              <w:rPr>
-                <w:rFonts w:ascii="Wingdings" w:hAnsi="Wingdings"/>
-              </w:rPr>
-              <w:t></w:t>
-            </w:r>
-          </w:p>
-        </w:tc>
-        <w:tc>
-          <w:tcPr>
-            <w:tcW w:w="1701" w:type="dxa"/>
-            <w:shd w:val="clear" w:color="auto" w:fill="auto"/>
-            <w:vAlign w:val="center"/>
-          </w:tcPr>
-          <w:p>
-            <w:pPr>
-              <w:pStyle w:val="TextoNormal"/>
-              <w:ind w:left="0"/>
-              <w:rPr>
-                <w:rFonts w:ascii="Wingdings" w:hAnsi="Wingdings"/>
-              </w:rPr>
-            </w:pPr>
-            <w:r>
-              <w:t>Essencial</w:t>
-            </w:r>
-          </w:p>
-        </w:tc>
-        <w:tc>
-          <w:tcPr>
-            <w:tcW w:w="425" w:type="dxa"/>
-            <w:shd w:val="clear" w:color="auto" w:fill="auto"/>
-            <w:vAlign w:val="center"/>
-          </w:tcPr>
-          <w:p>
-            <w:pPr>
-              <w:spacing w:before="240" w:after="240"/>
-              <w:jc w:val="right"/>
-            </w:pPr>
-            <w:r>
-              <w:rPr>
-                <w:rFonts w:ascii="Wingdings" w:hAnsi="Wingdings"/>
-              </w:rPr>
-              <w:t></w:t>
-            </w:r>
-          </w:p>
-        </w:tc>
-        <w:tc>
-          <w:tcPr>
-            <w:tcW w:w="1985" w:type="dxa"/>
-            <w:shd w:val="clear" w:color="auto" w:fill="auto"/>
-            <w:vAlign w:val="center"/>
-          </w:tcPr>
-          <w:p>
-            <w:pPr>
-              <w:pStyle w:val="TextoNormal"/>
-              <w:ind w:left="0"/>
-              <w:rPr>
-                <w:rFonts w:ascii="Wingdings" w:hAnsi="Wingdings"/>
-              </w:rPr>
-            </w:pPr>
-            <w:r>
-              <w:t>Importante</w:t>
-            </w:r>
-          </w:p>
-        </w:tc>
-        <w:tc>
-          <w:tcPr>
-            <w:tcW w:w="425" w:type="dxa"/>
-            <w:shd w:val="clear" w:color="auto" w:fill="auto"/>
-            <w:vAlign w:val="center"/>
-          </w:tcPr>
-          <w:p>
-            <w:pPr>
-              <w:spacing w:before="240" w:after="240"/>
-              <w:jc w:val="right"/>
-            </w:pPr>
-            <w:r>
-              <w:rPr>
-                <w:rFonts w:ascii="Wingdings" w:hAnsi="Wingdings"/>
-              </w:rPr>
-              <w:t></w:t>
-            </w:r>
-          </w:p>
-        </w:tc>
-        <w:tc>
-          <w:tcPr>
-            <w:tcW w:w="1381" w:type="dxa"/>
-            <w:shd w:val="clear" w:color="auto" w:fill="auto"/>
-            <w:vAlign w:val="center"/>
-          </w:tcPr>
-          <w:p>
-            <w:pPr>
-              <w:pStyle w:val="TextoNormal"/>
-              <w:ind w:left="0"/>
-              <w:rPr>
-                <w:b/>
-              </w:rPr>
-            </w:pPr>
-            <w:r>
-              <w:t>Desejável</w:t>
-            </w:r>
-          </w:p>
-        </w:tc>
-      </w:tr>
-    </w:tbl>
-    <w:p>
-      <w:pPr>
-        <w:pStyle w:val="TextoNormal"/>
-        <w:rPr>
           <w:rFonts w:eastAsia="Arial"/>
         </w:rPr>
       </w:pPr>
@@ -3843,11 +3849,11 @@
                                 <w:b w:val="0"/>
                               </w:rPr>
                               <w:object w:dxaOrig="581" w:dyaOrig="739">
-                                <v:shape id="_x0000_i1032" type="#_x0000_t75" style="width:29.35pt;height:36.55pt" filled="t">
+                                <v:shape id="_x0000_i1032" type="#_x0000_t75" style="width:29.4pt;height:36.6pt" filled="t">
                                   <v:fill opacity="0" color2="black"/>
                                   <v:imagedata r:id="rId51" o:title=""/>
                                 </v:shape>
-                                <o:OLEObject Type="Embed" ProgID="Word.Document.8" ShapeID="_x0000_i1032" DrawAspect="Content" ObjectID="_1834766548" r:id="rId52"/>
+                                <o:OLEObject Type="Embed" ProgID="Word.Document.8" ShapeID="_x0000_i1032" DrawAspect="Content" ObjectID="_1834852671" r:id="rId52"/>
                               </w:object>
                             </w:r>
                           </w:p>
@@ -3883,11 +3889,11 @@
                           <w:b w:val="0"/>
                         </w:rPr>
                         <w:object w:dxaOrig="581" w:dyaOrig="739">
-                          <v:shape id="_x0000_i1032" type="#_x0000_t75" style="width:29.35pt;height:36.55pt" filled="t">
+                          <v:shape id="_x0000_i1032" type="#_x0000_t75" style="width:29.4pt;height:36.6pt" filled="t">
                             <v:fill opacity="0" color2="black"/>
                             <v:imagedata r:id="rId51" o:title=""/>
                           </v:shape>
-                          <o:OLEObject Type="Embed" ProgID="Word.Document.8" ShapeID="_x0000_i1032" DrawAspect="Content" ObjectID="_1834766548" r:id="rId53"/>
+                          <o:OLEObject Type="Embed" ProgID="Word.Document.8" ShapeID="_x0000_i1032" DrawAspect="Content" ObjectID="_1834852671" r:id="rId53"/>
                         </w:object>
                       </w:r>
                     </w:p>
